--- a/registry/jobs/2026-09-14_180905_talmatic_senior-go-golang-software-engineer/application/cover-letter.docx
+++ b/registry/jobs/2026-09-14_180905_talmatic_senior-go-golang-software-engineer/application/cover-letter.docx
@@ -33,7 +33,7 @@
           <w:szCs w:val="24"/>
           <w:rtl w:val="false"/>
         </w:rPr>
-        <w:t xml:space="preserve">I am applying for the Senior Go/Golang Software Engineer role through Talmatic. I am a backend engineer and technical lead with 15+ years of production experience across Go and PHP, focused recently on system design, operational ownership, and reliable SaaS backends. The opportunity to work on a financial-crime investigation platform is compelling because it combines the practical system-design work and accountable engineering ownership I look for in a hands-on role.</w:t>
+        <w:t xml:space="preserve">The Senior Go/Golang Software Engineer role through Talmatic calls for someone who can design systems, own production code and diagnose performance problems. Those responsibilities match the work I have done across Go support services and earlier SaaS platforms. I would welcome the opportunity to apply that experience to the financial-crime investigation product described in the posting.</w:t>
       </w:r>
     </w:p>
     <w:p>
@@ -50,7 +50,7 @@
           <w:szCs w:val="24"/>
           <w:rtl w:val="false"/>
         </w:rPr>
-        <w:t xml:space="preserve">At Simple.life / Simple App, I designed and own a Go backend platform that connects Zendesk, Intercom, and internal services. I personally operate it under a baseline of at least 20,000 tickets per month, with traffic reaching up to three times that level during the US peak season. The work has required clear integration boundaries, dependable operations, and an approach to scaling that remains practical for the support team. I also implemented many of the automation scenarios on a platform that now reaches up to 86% fully automated handling, measured from internal Intercom and backend metrics exported to Grafana.</w:t>
+        <w:t xml:space="preserve">At Simple.life, I designed and operated a Go support platform integrating helpdesk and internal services. It handled at least 20,000 tickets in an ordinary month and up to three times that volume during the US peak season. More recently, I architected an outbound-calling backend on Amazon Connect, including federated agent access that removed the need for individual AWS accounts and SAML setup. The service passed security sign-off and entered production. These projects required decisions that held up beyond implementation: where to place integration boundaries, how to handle sensitive customer information and how to keep the operational path workable for support staff. The posting's emphasis on system design and accountable ownership is therefore particularly relevant to me.</w:t>
       </w:r>
     </w:p>
     <w:p>
@@ -67,7 +67,7 @@
           <w:szCs w:val="24"/>
           <w:rtl w:val="false"/>
         </w:rPr>
-        <w:t xml:space="preserve">My other relevant strength is production diagnosis and architecture judgment. At airSlate, I reduced peak load on the main database by removing bottlenecks and redistributing workload, improving stability in high-traffic periods. I also used logs, monitoring, and SRE dashboards to investigate production issues and deliver operational fixes. Those experiences would let me contribute thoughtfully to the SQL, latency, and distributed-system troubleshooting work described in the posting.</w:t>
+        <w:t xml:space="preserve">I also bring a practical approach to production diagnosis. At airSlate, I removed bottlenecks and redistributed workload on the main database, reducing peak load and improving stability during high-traffic periods. I used logs, monitoring and SRE dashboards to investigate other production issues and deliver fixes. That experience speaks to the SQL performance, application waits and distributed-system troubleshooting described for this role, while my recent Go work keeps me close to the implementation language.</w:t>
       </w:r>
     </w:p>
     <w:p>
@@ -84,7 +84,7 @@
           <w:szCs w:val="24"/>
           <w:rtl w:val="false"/>
         </w:rPr>
-        <w:t xml:space="preserve">I am also comfortable making architecture decisions with a small, accountable team. At Hyprr, I worked with the CTO on the technology roadmap and core delivery stack while the product progressed from prototype to closed beta in less than six months. Talmatic's role description emphasizes direct communication, ownership, and system design; those are conditions where I can contribute most effectively. I would welcome the chance to learn more about the end client's platform, its on-call model, and the design problems the team needs to solve.</w:t>
+        <w:t xml:space="preserve">The posting describes a small product team serving large financial institutions and asks engineers to take part in design discussions, reviews and on-call work. I value roles where architectural choices can be tested against how a system behaves in production. I would be interested to learn how the end client's team approaches those choices, including its data architecture and on-call practices. I would also welcome a conversation about the expected Eastern US overlap.</w:t>
       </w:r>
     </w:p>
     <w:p>
@@ -101,7 +101,7 @@
           <w:szCs w:val="24"/>
           <w:rtl w:val="false"/>
         </w:rPr>
-        <w:t xml:space="preserve">Thank you for considering my application. I would be glad to discuss how my Go platform ownership, production troubleshooting, and hands-on technical leadership could support the team.</w:t>
+        <w:t xml:space="preserve">Thank you for considering my application. I would be glad to discuss the Go systems I have delivered and the production problems I have worked through.</w:t>
       </w:r>
     </w:p>
     <w:p>
